--- a/Course/1 Component 1 - Computer Systems/1.3 Exchanging Data/1.3.4 Web Technologies/2 Revision Notes (editable).docx
+++ b/Course/1 Component 1 - Computer Systems/1.3 Exchanging Data/1.3.4 Web Technologies/2 Revision Notes (editable).docx
@@ -7,12 +7,17 @@
         <w:pStyle w:val="Heading1"/>
       </w:pPr>
       <w:r>
+        <w:rPr>
+          <w:b w:val="0"/>
+          <w:i w:val="0"/>
+        </w:rPr>
         <w:t>Revision — 1.3.4 Web Technologies</w:t>
       </w:r>
     </w:p>
     <w:p>
       <w:r>
         <w:rPr>
+          <w:b w:val="0"/>
           <w:i/>
         </w:rPr>
         <w:t>OCR H446 — one-page revision summary</w:t>
@@ -23,6 +28,10 @@
         <w:pStyle w:val="Heading2"/>
       </w:pPr>
       <w:r>
+        <w:rPr>
+          <w:b w:val="0"/>
+          <w:i w:val="0"/>
+        </w:rPr>
         <w:t>Must know</w:t>
       </w:r>
     </w:p>
@@ -33,19 +42,29 @@
       <w:r>
         <w:rPr>
           <w:b/>
+          <w:i w:val="0"/>
         </w:rPr>
         <w:t>HTML</w:t>
       </w:r>
       <w:r>
+        <w:rPr>
+          <w:b w:val="0"/>
+          <w:i w:val="0"/>
+        </w:rPr>
         <w:t xml:space="preserve"> defines the </w:t>
       </w:r>
       <w:r>
         <w:rPr>
           <w:b/>
+          <w:i w:val="0"/>
         </w:rPr>
         <w:t>structure and content</w:t>
       </w:r>
       <w:r>
+        <w:rPr>
+          <w:b w:val="0"/>
+          <w:i w:val="0"/>
+        </w:rPr>
         <w:t xml:space="preserve"> of a page (headings, paragraphs, links, images).</w:t>
       </w:r>
     </w:p>
@@ -56,39 +75,61 @@
       <w:r>
         <w:rPr>
           <w:b/>
+          <w:i w:val="0"/>
         </w:rPr>
         <w:t>CSS</w:t>
       </w:r>
       <w:r>
+        <w:rPr>
+          <w:b w:val="0"/>
+          <w:i w:val="0"/>
+        </w:rPr>
         <w:t xml:space="preserve"> defines </w:t>
       </w:r>
       <w:r>
         <w:rPr>
           <w:b/>
+          <w:i w:val="0"/>
         </w:rPr>
         <w:t>presentation/style</w:t>
       </w:r>
       <w:r>
+        <w:rPr>
+          <w:b w:val="0"/>
+          <w:i w:val="0"/>
+        </w:rPr>
         <w:t xml:space="preserve"> (colour, font, layout). Selectors target a tag (bare name), a </w:t>
       </w:r>
       <w:r>
         <w:rPr>
           <w:rFonts w:ascii="Consolas" w:hAnsi="Consolas"/>
+          <w:b w:val="0"/>
+          <w:i w:val="0"/>
           <w:sz w:val="19"/>
         </w:rPr>
         <w:t>.class</w:t>
       </w:r>
       <w:r>
+        <w:rPr>
+          <w:b w:val="0"/>
+          <w:i w:val="0"/>
+        </w:rPr>
         <w:t xml:space="preserve">, or an </w:t>
       </w:r>
       <w:r>
         <w:rPr>
           <w:rFonts w:ascii="Consolas" w:hAnsi="Consolas"/>
+          <w:b w:val="0"/>
+          <w:i w:val="0"/>
           <w:sz w:val="19"/>
         </w:rPr>
         <w:t>#id</w:t>
       </w:r>
       <w:r>
+        <w:rPr>
+          <w:b w:val="0"/>
+          <w:i w:val="0"/>
+        </w:rPr>
         <w:t>.</w:t>
       </w:r>
     </w:p>
@@ -99,28 +140,43 @@
       <w:r>
         <w:rPr>
           <w:b/>
+          <w:i w:val="0"/>
         </w:rPr>
         <w:t>JavaScript</w:t>
       </w:r>
       <w:r>
+        <w:rPr>
+          <w:b w:val="0"/>
+          <w:i w:val="0"/>
+        </w:rPr>
         <w:t xml:space="preserve"> provides </w:t>
       </w:r>
       <w:r>
         <w:rPr>
           <w:b/>
+          <w:i w:val="0"/>
         </w:rPr>
         <w:t>interactivity/behaviour</w:t>
       </w:r>
       <w:r>
+        <w:rPr>
+          <w:b w:val="0"/>
+          <w:i w:val="0"/>
+        </w:rPr>
         <w:t xml:space="preserve">, usually </w:t>
       </w:r>
       <w:r>
         <w:rPr>
           <w:b/>
+          <w:i w:val="0"/>
         </w:rPr>
         <w:t>client-side</w:t>
       </w:r>
       <w:r>
+        <w:rPr>
+          <w:b w:val="0"/>
+          <w:i w:val="0"/>
+        </w:rPr>
         <w:t xml:space="preserve"> (events, form validation, dynamic updates without reloading).</w:t>
       </w:r>
     </w:p>
@@ -131,19 +187,29 @@
       <w:r>
         <w:rPr>
           <w:b/>
+          <w:i w:val="0"/>
         </w:rPr>
         <w:t>Search indexing</w:t>
       </w:r>
       <w:r>
+        <w:rPr>
+          <w:b w:val="0"/>
+          <w:i w:val="0"/>
+        </w:rPr>
         <w:t xml:space="preserve">: a web crawler/spider follows links and reads pages; the engine builds an </w:t>
       </w:r>
       <w:r>
         <w:rPr>
           <w:b/>
+          <w:i w:val="0"/>
         </w:rPr>
         <w:t>index</w:t>
       </w:r>
       <w:r>
+        <w:rPr>
+          <w:b w:val="0"/>
+          <w:i w:val="0"/>
+        </w:rPr>
         <w:t xml:space="preserve"> mapping keywords → the pages they appear on for fast retrieval, then ranks results by relevance.</w:t>
       </w:r>
     </w:p>
@@ -154,19 +220,29 @@
       <w:r>
         <w:rPr>
           <w:b/>
+          <w:i w:val="0"/>
         </w:rPr>
         <w:t>PageRank</w:t>
       </w:r>
       <w:r>
+        <w:rPr>
+          <w:b w:val="0"/>
+          <w:i w:val="0"/>
+        </w:rPr>
         <w:t xml:space="preserve"> ranks pages by </w:t>
       </w:r>
       <w:r>
         <w:rPr>
+          <w:b w:val="0"/>
           <w:i/>
         </w:rPr>
         <w:t>importance</w:t>
       </w:r>
       <w:r>
+        <w:rPr>
+          <w:b w:val="0"/>
+          <w:i w:val="0"/>
+        </w:rPr>
         <w:t xml:space="preserve"> based on incoming links: each link is a "vote", links from high-rank pages are worth more, and a page divides its rank across its outgoing links.</w:t>
       </w:r>
     </w:p>
@@ -175,15 +251,24 @@
         <w:pStyle w:val="ListBullet"/>
       </w:pPr>
       <w:r>
+        <w:rPr>
+          <w:b w:val="0"/>
+          <w:i w:val="0"/>
+        </w:rPr>
         <w:t xml:space="preserve">The </w:t>
       </w:r>
       <w:r>
         <w:rPr>
           <w:b/>
+          <w:i w:val="0"/>
         </w:rPr>
         <w:t>damping factor</w:t>
       </w:r>
       <w:r>
+        <w:rPr>
+          <w:b w:val="0"/>
+          <w:i w:val="0"/>
+        </w:rPr>
         <w:t xml:space="preserve"> (~0.85) models a "random surfer" who keeps following links rather than jumping randomly; it stops ranks looping to unrealistic values.</w:t>
       </w:r>
     </w:p>
@@ -192,24 +277,38 @@
         <w:pStyle w:val="ListBullet"/>
       </w:pPr>
       <w:r>
+        <w:rPr>
+          <w:b w:val="0"/>
+          <w:i w:val="0"/>
+        </w:rPr>
         <w:t xml:space="preserve">PageRank is calculated </w:t>
       </w:r>
       <w:r>
         <w:rPr>
           <w:b/>
+          <w:i w:val="0"/>
         </w:rPr>
         <w:t>iteratively</w:t>
       </w:r>
       <w:r>
+        <w:rPr>
+          <w:b w:val="0"/>
+          <w:i w:val="0"/>
+        </w:rPr>
         <w:t xml:space="preserve"> — ranks are recalculated repeatedly using the latest values — and stops when the values </w:t>
       </w:r>
       <w:r>
         <w:rPr>
           <w:b/>
+          <w:i w:val="0"/>
         </w:rPr>
         <w:t>converge</w:t>
       </w:r>
       <w:r>
+        <w:rPr>
+          <w:b w:val="0"/>
+          <w:i w:val="0"/>
+        </w:rPr>
         <w:t xml:space="preserve"> (stop changing significantly).</w:t>
       </w:r>
     </w:p>
@@ -220,28 +319,43 @@
       <w:r>
         <w:rPr>
           <w:b/>
+          <w:i w:val="0"/>
         </w:rPr>
         <w:t>Client-side</w:t>
       </w:r>
       <w:r>
+        <w:rPr>
+          <w:b w:val="0"/>
+          <w:i w:val="0"/>
+        </w:rPr>
         <w:t xml:space="preserve"> processing runs in the user's </w:t>
       </w:r>
       <w:r>
         <w:rPr>
           <w:b/>
+          <w:i w:val="0"/>
         </w:rPr>
         <w:t>browser</w:t>
       </w:r>
       <w:r>
+        <w:rPr>
+          <w:b w:val="0"/>
+          <w:i w:val="0"/>
+        </w:rPr>
         <w:t xml:space="preserve">: fast/immediate, reduces server load, but </w:t>
       </w:r>
       <w:r>
         <w:rPr>
           <w:b/>
+          <w:i w:val="0"/>
         </w:rPr>
         <w:t>insecure</w:t>
       </w:r>
       <w:r>
+        <w:rPr>
+          <w:b w:val="0"/>
+          <w:i w:val="0"/>
+        </w:rPr>
         <w:t xml:space="preserve"> (can be viewed/bypassed) and depends on the device.</w:t>
       </w:r>
     </w:p>
@@ -252,28 +366,43 @@
       <w:r>
         <w:rPr>
           <w:b/>
+          <w:i w:val="0"/>
         </w:rPr>
         <w:t>Server-side</w:t>
       </w:r>
       <w:r>
+        <w:rPr>
+          <w:b w:val="0"/>
+          <w:i w:val="0"/>
+        </w:rPr>
         <w:t xml:space="preserve"> processing runs on the </w:t>
       </w:r>
       <w:r>
         <w:rPr>
           <w:b/>
+          <w:i w:val="0"/>
         </w:rPr>
         <w:t>web server</w:t>
       </w:r>
       <w:r>
+        <w:rPr>
+          <w:b w:val="0"/>
+          <w:i w:val="0"/>
+        </w:rPr>
         <w:t xml:space="preserve">: secure and hidden, but slower (round trip) and adds server load. Security-critical checks (login, payment, database queries) </w:t>
       </w:r>
       <w:r>
         <w:rPr>
           <w:b/>
+          <w:i w:val="0"/>
         </w:rPr>
         <w:t>must</w:t>
       </w:r>
       <w:r>
+        <w:rPr>
+          <w:b w:val="0"/>
+          <w:i w:val="0"/>
+        </w:rPr>
         <w:t xml:space="preserve"> run server-side; client-side validation alone can be bypassed.</w:t>
       </w:r>
     </w:p>
@@ -282,6 +411,10 @@
         <w:pStyle w:val="Heading2"/>
       </w:pPr>
       <w:r>
+        <w:rPr>
+          <w:b w:val="0"/>
+          <w:i w:val="0"/>
+        </w:rPr>
         <w:t>Key terms</w:t>
       </w:r>
     </w:p>
@@ -310,6 +443,7 @@
             <w:r>
               <w:rPr>
                 <w:b/>
+                <w:i w:val="0"/>
               </w:rPr>
               <w:t>Term</w:t>
             </w:r>
@@ -329,6 +463,7 @@
             <w:r>
               <w:rPr>
                 <w:b/>
+                <w:i w:val="0"/>
               </w:rPr>
               <w:t>Definition</w:t>
             </w:r>
@@ -343,6 +478,10 @@
           <w:p>
             <w:r/>
             <w:r>
+              <w:rPr>
+                <w:b w:val="0"/>
+                <w:i w:val="0"/>
+              </w:rPr>
               <w:t>HTML</w:t>
             </w:r>
           </w:p>
@@ -354,6 +493,10 @@
           <w:p>
             <w:r/>
             <w:r>
+              <w:rPr>
+                <w:b w:val="0"/>
+                <w:i w:val="0"/>
+              </w:rPr>
               <w:t>Language defining a web page's structure and content</w:t>
             </w:r>
           </w:p>
@@ -367,6 +510,10 @@
           <w:p>
             <w:r/>
             <w:r>
+              <w:rPr>
+                <w:b w:val="0"/>
+                <w:i w:val="0"/>
+              </w:rPr>
               <w:t>CSS</w:t>
             </w:r>
           </w:p>
@@ -378,6 +525,10 @@
           <w:p>
             <w:r/>
             <w:r>
+              <w:rPr>
+                <w:b w:val="0"/>
+                <w:i w:val="0"/>
+              </w:rPr>
               <w:t>Language defining presentation/style (colour, font, layout)</w:t>
             </w:r>
           </w:p>
@@ -391,6 +542,10 @@
           <w:p>
             <w:r/>
             <w:r>
+              <w:rPr>
+                <w:b w:val="0"/>
+                <w:i w:val="0"/>
+              </w:rPr>
               <w:t>JavaScript</w:t>
             </w:r>
           </w:p>
@@ -402,6 +557,10 @@
           <w:p>
             <w:r/>
             <w:r>
+              <w:rPr>
+                <w:b w:val="0"/>
+                <w:i w:val="0"/>
+              </w:rPr>
               <w:t>Language adding client-side interactivity and behaviour</w:t>
             </w:r>
           </w:p>
@@ -415,6 +574,10 @@
           <w:p>
             <w:r/>
             <w:r>
+              <w:rPr>
+                <w:b w:val="0"/>
+                <w:i w:val="0"/>
+              </w:rPr>
               <w:t>Web crawler/spider</w:t>
             </w:r>
           </w:p>
@@ -426,6 +589,10 @@
           <w:p>
             <w:r/>
             <w:r>
+              <w:rPr>
+                <w:b w:val="0"/>
+                <w:i w:val="0"/>
+              </w:rPr>
               <w:t>Program that follows links and reads pages to build the index</w:t>
             </w:r>
           </w:p>
@@ -439,6 +606,10 @@
           <w:p>
             <w:r/>
             <w:r>
+              <w:rPr>
+                <w:b w:val="0"/>
+                <w:i w:val="0"/>
+              </w:rPr>
               <w:t>Search index</w:t>
             </w:r>
           </w:p>
@@ -450,6 +621,10 @@
           <w:p>
             <w:r/>
             <w:r>
+              <w:rPr>
+                <w:b w:val="0"/>
+                <w:i w:val="0"/>
+              </w:rPr>
               <w:t>Store mapping keywords to the pages they appear on</w:t>
             </w:r>
           </w:p>
@@ -463,6 +638,10 @@
           <w:p>
             <w:r/>
             <w:r>
+              <w:rPr>
+                <w:b w:val="0"/>
+                <w:i w:val="0"/>
+              </w:rPr>
               <w:t>PageRank</w:t>
             </w:r>
           </w:p>
@@ -474,6 +653,10 @@
           <w:p>
             <w:r/>
             <w:r>
+              <w:rPr>
+                <w:b w:val="0"/>
+                <w:i w:val="0"/>
+              </w:rPr>
               <w:t>Algorithm ranking pages by importance from incoming links</w:t>
             </w:r>
           </w:p>
@@ -487,6 +670,10 @@
           <w:p>
             <w:r/>
             <w:r>
+              <w:rPr>
+                <w:b w:val="0"/>
+                <w:i w:val="0"/>
+              </w:rPr>
               <w:t>Damping factor</w:t>
             </w:r>
           </w:p>
@@ -498,6 +685,10 @@
           <w:p>
             <w:r/>
             <w:r>
+              <w:rPr>
+                <w:b w:val="0"/>
+                <w:i w:val="0"/>
+              </w:rPr>
               <w:t>~0.85 value modelling a random surfer; ensures ranks converge</w:t>
             </w:r>
           </w:p>
@@ -511,6 +702,10 @@
           <w:p>
             <w:r/>
             <w:r>
+              <w:rPr>
+                <w:b w:val="0"/>
+                <w:i w:val="0"/>
+              </w:rPr>
               <w:t>Client-side / server-side</w:t>
             </w:r>
           </w:p>
@@ -522,6 +717,10 @@
           <w:p>
             <w:r/>
             <w:r>
+              <w:rPr>
+                <w:b w:val="0"/>
+                <w:i w:val="0"/>
+              </w:rPr>
               <w:t>Processing on the user's browser / on the web server</w:t>
             </w:r>
           </w:p>
@@ -534,6 +733,10 @@
         <w:pStyle w:val="Heading2"/>
       </w:pPr>
       <w:r>
+        <w:rPr>
+          <w:b w:val="0"/>
+          <w:i w:val="0"/>
+        </w:rPr>
         <w:t>How to — CSS selectors and choosing where to process</w:t>
       </w:r>
     </w:p>
@@ -541,70 +744,111 @@
       <w:r>
         <w:rPr>
           <w:b/>
+          <w:i w:val="0"/>
         </w:rPr>
         <w:t>Selectors:</w:t>
       </w:r>
       <w:r>
+        <w:rPr>
+          <w:b w:val="0"/>
+          <w:i w:val="0"/>
+        </w:rPr>
         <w:t xml:space="preserve"> </w:t>
       </w:r>
       <w:r>
         <w:rPr>
           <w:rFonts w:ascii="Consolas" w:hAnsi="Consolas"/>
+          <w:b w:val="0"/>
+          <w:i w:val="0"/>
           <w:sz w:val="19"/>
         </w:rPr>
         <w:t>p { }</w:t>
       </w:r>
       <w:r>
+        <w:rPr>
+          <w:b w:val="0"/>
+          <w:i w:val="0"/>
+        </w:rPr>
         <w:t xml:space="preserve"> targets all </w:t>
       </w:r>
       <w:r>
         <w:rPr>
           <w:rFonts w:ascii="Consolas" w:hAnsi="Consolas"/>
+          <w:b w:val="0"/>
+          <w:i w:val="0"/>
           <w:sz w:val="19"/>
         </w:rPr>
         <w:t>&lt;p&gt;</w:t>
       </w:r>
       <w:r>
+        <w:rPr>
+          <w:b w:val="0"/>
+          <w:i w:val="0"/>
+        </w:rPr>
         <w:t xml:space="preserve"> tags; </w:t>
       </w:r>
       <w:r>
         <w:rPr>
           <w:rFonts w:ascii="Consolas" w:hAnsi="Consolas"/>
+          <w:b w:val="0"/>
+          <w:i w:val="0"/>
           <w:sz w:val="19"/>
         </w:rPr>
         <w:t>.warning { }</w:t>
       </w:r>
       <w:r>
+        <w:rPr>
+          <w:b w:val="0"/>
+          <w:i w:val="0"/>
+        </w:rPr>
         <w:t xml:space="preserve"> targets elements with </w:t>
       </w:r>
       <w:r>
         <w:rPr>
           <w:rFonts w:ascii="Consolas" w:hAnsi="Consolas"/>
+          <w:b w:val="0"/>
+          <w:i w:val="0"/>
           <w:sz w:val="19"/>
         </w:rPr>
         <w:t>class="warning"</w:t>
       </w:r>
       <w:r>
+        <w:rPr>
+          <w:b w:val="0"/>
+          <w:i w:val="0"/>
+        </w:rPr>
         <w:t xml:space="preserve">; </w:t>
       </w:r>
       <w:r>
         <w:rPr>
           <w:rFonts w:ascii="Consolas" w:hAnsi="Consolas"/>
+          <w:b w:val="0"/>
+          <w:i w:val="0"/>
           <w:sz w:val="19"/>
         </w:rPr>
         <w:t>#header { }</w:t>
       </w:r>
       <w:r>
+        <w:rPr>
+          <w:b w:val="0"/>
+          <w:i w:val="0"/>
+        </w:rPr>
         <w:t xml:space="preserve"> targets the single element with </w:t>
       </w:r>
       <w:r>
         <w:rPr>
           <w:rFonts w:ascii="Consolas" w:hAnsi="Consolas"/>
+          <w:b w:val="0"/>
+          <w:i w:val="0"/>
           <w:sz w:val="19"/>
         </w:rPr>
         <w:t>id="header"</w:t>
       </w:r>
       <w:r>
+        <w:rPr>
+          <w:b w:val="0"/>
+          <w:i w:val="0"/>
+        </w:rPr>
         <w:t>.</w:t>
       </w:r>
     </w:p>
@@ -612,6 +856,7 @@
       <w:r>
         <w:rPr>
           <w:b/>
+          <w:i w:val="0"/>
         </w:rPr>
         <w:t>Client vs server example (online checkout):</w:t>
       </w:r>
@@ -621,24 +866,38 @@
         <w:pStyle w:val="ListBullet"/>
       </w:pPr>
       <w:r>
+        <w:rPr>
+          <w:b w:val="0"/>
+          <w:i w:val="0"/>
+        </w:rPr>
         <w:t xml:space="preserve">Checking an </w:t>
       </w:r>
       <w:r>
         <w:rPr>
           <w:b/>
+          <w:i w:val="0"/>
         </w:rPr>
         <w:t>email format</w:t>
       </w:r>
       <w:r>
+        <w:rPr>
+          <w:b w:val="0"/>
+          <w:i w:val="0"/>
+        </w:rPr>
         <w:t xml:space="preserve"> is simple and non-critical → do it </w:t>
       </w:r>
       <w:r>
         <w:rPr>
           <w:b/>
+          <w:i w:val="0"/>
         </w:rPr>
         <w:t>client-side</w:t>
       </w:r>
       <w:r>
+        <w:rPr>
+          <w:b w:val="0"/>
+          <w:i w:val="0"/>
+        </w:rPr>
         <w:t xml:space="preserve"> for instant feedback and no server round trip (reduces load).</w:t>
       </w:r>
     </w:p>
@@ -647,24 +906,38 @@
         <w:pStyle w:val="ListBullet"/>
       </w:pPr>
       <w:r>
+        <w:rPr>
+          <w:b w:val="0"/>
+          <w:i w:val="0"/>
+        </w:rPr>
         <w:t xml:space="preserve">Verifying </w:t>
       </w:r>
       <w:r>
         <w:rPr>
           <w:b/>
+          <w:i w:val="0"/>
         </w:rPr>
         <w:t>payment/login</w:t>
       </w:r>
       <w:r>
+        <w:rPr>
+          <w:b w:val="0"/>
+          <w:i w:val="0"/>
+        </w:rPr>
         <w:t xml:space="preserve"> is security-critical → do it </w:t>
       </w:r>
       <w:r>
         <w:rPr>
           <w:b/>
+          <w:i w:val="0"/>
         </w:rPr>
         <w:t>server-side</w:t>
       </w:r>
       <w:r>
+        <w:rPr>
+          <w:b w:val="0"/>
+          <w:i w:val="0"/>
+        </w:rPr>
         <w:t>, because client-side code can be viewed and bypassed, and the bank's logic/records must stay hidden on the server.</w:t>
       </w:r>
     </w:p>
@@ -673,6 +946,10 @@
         <w:pStyle w:val="Heading2"/>
       </w:pPr>
       <w:r>
+        <w:rPr>
+          <w:b w:val="0"/>
+          <w:i w:val="0"/>
+        </w:rPr>
         <w:t>Exam tips</w:t>
       </w:r>
     </w:p>
@@ -681,6 +958,10 @@
         <w:pStyle w:val="ListBullet"/>
       </w:pPr>
       <w:r>
+        <w:rPr>
+          <w:b w:val="0"/>
+          <w:i w:val="0"/>
+        </w:rPr>
         <w:t>Keep the three roles distinct: HTML = structure, CSS = style, JavaScript = behaviour. Do not swap them.</w:t>
       </w:r>
     </w:p>
@@ -689,15 +970,24 @@
         <w:pStyle w:val="ListBullet"/>
       </w:pPr>
       <w:r>
+        <w:rPr>
+          <w:b w:val="0"/>
+          <w:i w:val="0"/>
+        </w:rPr>
         <w:t xml:space="preserve">For PageRank, mention that each link is a vote, links from high-rank pages count more, and the algorithm iterates until it </w:t>
       </w:r>
       <w:r>
         <w:rPr>
           <w:b/>
+          <w:i w:val="0"/>
         </w:rPr>
         <w:t>converges</w:t>
       </w:r>
       <w:r>
+        <w:rPr>
+          <w:b w:val="0"/>
+          <w:i w:val="0"/>
+        </w:rPr>
         <w:t xml:space="preserve"> (name the damping factor).</w:t>
       </w:r>
     </w:p>
@@ -706,15 +996,24 @@
         <w:pStyle w:val="ListBullet"/>
       </w:pPr>
       <w:r>
+        <w:rPr>
+          <w:b w:val="0"/>
+          <w:i w:val="0"/>
+        </w:rPr>
         <w:t xml:space="preserve">State clearly that </w:t>
       </w:r>
       <w:r>
         <w:rPr>
           <w:b/>
+          <w:i w:val="0"/>
         </w:rPr>
         <w:t>client-side validation is not secure</w:t>
       </w:r>
       <w:r>
+        <w:rPr>
+          <w:b w:val="0"/>
+          <w:i w:val="0"/>
+        </w:rPr>
         <w:t xml:space="preserve"> — it can be bypassed, so security-critical checks must also run server-side.</w:t>
       </w:r>
     </w:p>
@@ -723,6 +1022,10 @@
         <w:pStyle w:val="ListBullet"/>
       </w:pPr>
       <w:r>
+        <w:rPr>
+          <w:b w:val="0"/>
+          <w:i w:val="0"/>
+        </w:rPr>
         <w:t>Compare client vs server on the three axes examiners reward: speed, server load, and security.</w:t>
       </w:r>
     </w:p>
